--- a/Presentation/Presentation text.docx
+++ b/Presentation/Presentation text.docx
@@ -32,6 +32,15 @@
           </w14:shadow>
         </w:rPr>
         <w:tab/>
+      </w:r>
+      <w:r>
+        <w:rPr>
+          <w14:shadow w14:blurRad="50800" w14:dist="38100" w14:dir="2700000" w14:sx="100000" w14:sy="100000" w14:kx="0" w14:ky="0" w14:algn="tl">
+            <w14:srgbClr w14:val="000000">
+              <w14:alpha w14:val="60000"/>
+            </w14:srgbClr>
+          </w14:shadow>
+        </w:rPr>
         <w:t>-&gt; ALE 1.5 min</w:t>
       </w:r>
     </w:p>
@@ -275,6 +284,15 @@
           </w14:shadow>
         </w:rPr>
         <w:tab/>
+      </w:r>
+      <w:r>
+        <w:rPr>
+          <w14:shadow w14:blurRad="50800" w14:dist="38100" w14:dir="2700000" w14:sx="100000" w14:sy="100000" w14:kx="0" w14:ky="0" w14:algn="tl">
+            <w14:srgbClr w14:val="000000">
+              <w14:alpha w14:val="60000"/>
+            </w14:srgbClr>
+          </w14:shadow>
+        </w:rPr>
         <w:t>-&gt; SIMO 1.5 min</w:t>
       </w:r>
     </w:p>
@@ -330,6 +348,15 @@
           </w14:shadow>
         </w:rPr>
         <w:tab/>
+      </w:r>
+      <w:r>
+        <w:rPr>
+          <w14:shadow w14:blurRad="50800" w14:dist="38100" w14:dir="2700000" w14:sx="100000" w14:sy="100000" w14:kx="0" w14:ky="0" w14:algn="tl">
+            <w14:srgbClr w14:val="000000">
+              <w14:alpha w14:val="60000"/>
+            </w14:srgbClr>
+          </w14:shadow>
+        </w:rPr>
         <w:t>-&gt; LOLLO 1.5 min</w:t>
       </w:r>
     </w:p>
@@ -363,6 +390,15 @@
           </w14:shadow>
         </w:rPr>
         <w:tab/>
+      </w:r>
+      <w:r>
+        <w:rPr>
+          <w14:shadow w14:blurRad="50800" w14:dist="38100" w14:dir="2700000" w14:sx="100000" w14:sy="100000" w14:kx="0" w14:ky="0" w14:algn="tl">
+            <w14:srgbClr w14:val="000000">
+              <w14:alpha w14:val="60000"/>
+            </w14:srgbClr>
+          </w14:shadow>
+        </w:rPr>
         <w:t>-&gt; MARCO 1.5 min</w:t>
       </w:r>
     </w:p>
@@ -408,6 +444,15 @@
           </w14:shadow>
         </w:rPr>
         <w:tab/>
+      </w:r>
+      <w:r>
+        <w:rPr>
+          <w14:shadow w14:blurRad="50800" w14:dist="38100" w14:dir="2700000" w14:sx="100000" w14:sy="100000" w14:kx="0" w14:ky="0" w14:algn="tl">
+            <w14:srgbClr w14:val="000000">
+              <w14:alpha w14:val="60000"/>
+            </w14:srgbClr>
+          </w14:shadow>
+        </w:rPr>
         <w:t>-&gt; ALE 1.5 min</w:t>
       </w:r>
     </w:p>
@@ -452,7 +497,6 @@
     </w:p>
     <w:p>
       <w:r>
-        <w:lastRenderedPageBreak/>
         <w:t xml:space="preserve">Come si può vedere </w:t>
       </w:r>
       <w:r>
@@ -568,6 +612,15 @@
           </w14:shadow>
         </w:rPr>
         <w:tab/>
+      </w:r>
+      <w:r>
+        <w:rPr>
+          <w14:shadow w14:blurRad="50800" w14:dist="38100" w14:dir="2700000" w14:sx="100000" w14:sy="100000" w14:kx="0" w14:ky="0" w14:algn="tl">
+            <w14:srgbClr w14:val="000000">
+              <w14:alpha w14:val="60000"/>
+            </w14:srgbClr>
+          </w14:shadow>
+        </w:rPr>
         <w:t>-&gt; LOLLO 1.5 min</w:t>
       </w:r>
     </w:p>
@@ -613,6 +666,15 @@
           </w14:shadow>
         </w:rPr>
         <w:tab/>
+      </w:r>
+      <w:r>
+        <w:rPr>
+          <w14:shadow w14:blurRad="50800" w14:dist="38100" w14:dir="2700000" w14:sx="100000" w14:sy="100000" w14:kx="0" w14:ky="0" w14:algn="tl">
+            <w14:srgbClr w14:val="000000">
+              <w14:alpha w14:val="60000"/>
+            </w14:srgbClr>
+          </w14:shadow>
+        </w:rPr>
         <w:t>-&gt; SIMO 1.5 min</w:t>
       </w:r>
     </w:p>
@@ -642,24 +704,56 @@
       <w:pPr>
         <w:pStyle w:val="Title"/>
         <w:rPr>
-          <w14:shadow w14:blurRad="50800" w14:dist="38100" w14:dir="2700000" w14:sx="100000" w14:sy="100000" w14:kx="0" w14:ky="0" w14:algn="tl">
-            <w14:srgbClr w14:val="000000">
-              <w14:alpha w14:val="60000"/>
-            </w14:srgbClr>
-          </w14:shadow>
-        </w:rPr>
-      </w:pPr>
-    </w:p>
+          <w:sz w:val="22"/>
+          <w:szCs w:val="22"/>
+          <w14:shadow w14:blurRad="50800" w14:dist="38100" w14:dir="2700000" w14:sx="100000" w14:sy="100000" w14:kx="0" w14:ky="0" w14:algn="tl">
+            <w14:srgbClr w14:val="000000">
+              <w14:alpha w14:val="60000"/>
+            </w14:srgbClr>
+          </w14:shadow>
+        </w:rPr>
+      </w:pPr>
+      <w:r>
+        <w:rPr>
+          <w:sz w:val="22"/>
+          <w:szCs w:val="22"/>
+        </w:rPr>
+        <w:t xml:space="preserve">Rec con timer su cell. Circa 1 min </w:t>
+      </w:r>
+      <w:r>
+        <w:rPr>
+          <w:sz w:val="22"/>
+          <w:szCs w:val="22"/>
+        </w:rPr>
+        <w:t>2</w:t>
+      </w:r>
+      <w:r>
+        <w:rPr>
+          <w:sz w:val="22"/>
+          <w:szCs w:val="22"/>
+        </w:rPr>
+        <w:t>0sec</w:t>
+      </w:r>
+    </w:p>
+    <w:p>
+      <w:r>
+        <w:t>Come detto dal mio collega precedentemente sfruttiamo le potenzialità del DB</w:t>
+      </w:r>
+      <w:r>
+        <w:t xml:space="preserve"> facendo query sui subdoc (che possiamo vedere come degli array di documenti semplificati), se invece abbiamo bisogno di più dati dobbiamo fare la join.</w:t>
+      </w:r>
+      <w:r>
+        <w:br/>
+      </w:r>
+      <w:r>
+        <w:t>Per fare un update aggiungendo un campo è molto semplice...</w:t>
+      </w:r>
+    </w:p>
+    <w:p/>
+    <w:p/>
     <w:p>
       <w:pPr>
         <w:pStyle w:val="Title"/>
-        <w:rPr>
-          <w14:shadow w14:blurRad="50800" w14:dist="38100" w14:dir="2700000" w14:sx="100000" w14:sy="100000" w14:kx="0" w14:ky="0" w14:algn="tl">
-            <w14:srgbClr w14:val="000000">
-              <w14:alpha w14:val="60000"/>
-            </w14:srgbClr>
-          </w14:shadow>
-        </w:rPr>
       </w:pPr>
       <w:r>
         <w:rPr>
@@ -680,6 +774,15 @@
           </w14:shadow>
         </w:rPr>
         <w:tab/>
+      </w:r>
+      <w:r>
+        <w:rPr>
+          <w14:shadow w14:blurRad="50800" w14:dist="38100" w14:dir="2700000" w14:sx="100000" w14:sy="100000" w14:kx="0" w14:ky="0" w14:algn="tl">
+            <w14:srgbClr w14:val="000000">
+              <w14:alpha w14:val="60000"/>
+            </w14:srgbClr>
+          </w14:shadow>
+        </w:rPr>
         <w:t>-&gt; FRA 1.5 min</w:t>
       </w:r>
     </w:p>
@@ -687,6 +790,283 @@
       <w:pPr>
         <w:pStyle w:val="Title"/>
         <w:rPr>
+          <w:sz w:val="22"/>
+          <w:szCs w:val="22"/>
+        </w:rPr>
+      </w:pPr>
+      <w:r>
+        <w:rPr>
+          <w:sz w:val="22"/>
+          <w:szCs w:val="22"/>
+        </w:rPr>
+        <w:t xml:space="preserve">Rec con timer su cell. Circa 1 min </w:t>
+      </w:r>
+      <w:r>
+        <w:rPr>
+          <w:sz w:val="22"/>
+          <w:szCs w:val="22"/>
+        </w:rPr>
+        <w:t>4</w:t>
+      </w:r>
+      <w:r>
+        <w:rPr>
+          <w:sz w:val="22"/>
+          <w:szCs w:val="22"/>
+        </w:rPr>
+        <w:t>0sec</w:t>
+      </w:r>
+    </w:p>
+    <w:p>
+      <w:r>
+        <w:t>Questo framework sfrutta l’alta scalabilità, la facilità di utilizzo e la versatilità (può essere gestito con molti tipi di linguaggi di programmazione come Scala,</w:t>
+      </w:r>
+      <w:r>
+        <w:t xml:space="preserve"> R,</w:t>
+      </w:r>
+      <w:r>
+        <w:t xml:space="preserve"> Java o python, che utilizziamo noi).</w:t>
+      </w:r>
+    </w:p>
+    <w:p>
+      <w:r>
+        <w:rPr/>
+        <w:t>Tramite la libreria pyspark sql è molto facile e intuitivo fare delle query BASANDOSI sulle conoscenze dei DB relazionali e si possono utilizzare due metodi diversi: spark.sql(“query in sql”), non utilizzata da noi</w:t>
+      </w:r>
+      <w:r>
+        <w:rPr/>
+        <w:t xml:space="preserve"> che sfrutta la creazione di un df temporaneo </w:t>
+      </w:r>
+      <w:r>
+        <w:rPr>
+          <w:rFonts w:ascii="Menlo" w:hAnsi="Menlo" w:eastAsia="Menlo" w:cs="Menlo"/>
+          <w:i w:val="1"/>
+          <w:iCs w:val="1"/>
+          <w:color w:val="60A0B0"/>
+          <w:sz w:val="18"/>
+          <w:szCs w:val="18"/>
+        </w:rPr>
+        <w:t># Register the DataFrame as a global temporary view</w:t>
+      </w:r>
+      <w:r>
+        <w:rPr>
+          <w:rFonts w:ascii="Menlo" w:hAnsi="Menlo" w:eastAsia="Menlo" w:cs="Menlo"/>
+          <w:i w:val="1"/>
+          <w:iCs w:val="1"/>
+          <w:color w:val="60A0B0"/>
+          <w:sz w:val="18"/>
+          <w:szCs w:val="18"/>
+        </w:rPr>
+        <w:t xml:space="preserve"> (che è cross session</w:t>
+      </w:r>
+      <w:r>
+        <w:rPr>
+          <w:rFonts w:ascii="Menlo" w:hAnsi="Menlo" w:eastAsia="Menlo" w:cs="Menlo"/>
+          <w:b w:val="0"/>
+          <w:bCs w:val="0"/>
+          <w:i w:val="1"/>
+          <w:iCs w:val="1"/>
+          <w:caps w:val="0"/>
+          <w:smallCaps w:val="0"/>
+          <w:noProof w:val="0"/>
+          <w:color w:val="60A0B0"/>
+          <w:sz w:val="18"/>
+          <w:szCs w:val="18"/>
+          <w:lang w:val="it-IT"/>
+        </w:rPr>
+        <w:t>)</w:t>
+      </w:r>
+      <w:r>
+        <w:br/>
+      </w:r>
+      <w:r>
+        <w:rPr>
+          <w:rFonts w:ascii="Menlo" w:hAnsi="Menlo" w:eastAsia="Menlo" w:cs="Menlo"/>
+          <w:i w:val="1"/>
+          <w:iCs w:val="1"/>
+          <w:color w:val="60A0B0"/>
+          <w:sz w:val="18"/>
+          <w:szCs w:val="18"/>
+        </w:rPr>
+        <w:t>df</w:t>
+      </w:r>
+      <w:r>
+        <w:rPr>
+          <w:rFonts w:ascii="Menlo" w:hAnsi="Menlo" w:eastAsia="Menlo" w:cs="Menlo"/>
+          <w:color w:val="666666"/>
+          <w:sz w:val="18"/>
+          <w:szCs w:val="18"/>
+        </w:rPr>
+        <w:t>.</w:t>
+      </w:r>
+      <w:r>
+        <w:rPr>
+          <w:rFonts w:ascii="Menlo" w:hAnsi="Menlo" w:eastAsia="Menlo" w:cs="Menlo"/>
+          <w:color w:val="333333"/>
+          <w:sz w:val="18"/>
+          <w:szCs w:val="18"/>
+        </w:rPr>
+        <w:t>createGlobalTempView(</w:t>
+      </w:r>
+      <w:r>
+        <w:rPr>
+          <w:rFonts w:ascii="Menlo" w:hAnsi="Menlo" w:eastAsia="Menlo" w:cs="Menlo"/>
+          <w:color w:val="4070A0"/>
+          <w:sz w:val="18"/>
+          <w:szCs w:val="18"/>
+        </w:rPr>
+        <w:t>"people"</w:t>
+      </w:r>
+      <w:r>
+        <w:rPr>
+          <w:rFonts w:ascii="Menlo" w:hAnsi="Menlo" w:eastAsia="Menlo" w:cs="Menlo"/>
+          <w:color w:val="333333"/>
+          <w:sz w:val="18"/>
+          <w:szCs w:val="18"/>
+        </w:rPr>
+        <w:t>)</w:t>
+      </w:r>
+      <w:r>
+        <w:br/>
+      </w:r>
+      <w:r>
+        <w:br/>
+      </w:r>
+      <w:r>
+        <w:rPr>
+          <w:rFonts w:ascii="Menlo" w:hAnsi="Menlo" w:eastAsia="Menlo" w:cs="Menlo"/>
+          <w:color w:val="333333"/>
+          <w:sz w:val="18"/>
+          <w:szCs w:val="18"/>
+        </w:rPr>
+        <w:t># Global temporary view is tied to a system preserved database `global_temp`</w:t>
+      </w:r>
+      <w:r>
+        <w:br/>
+      </w:r>
+      <w:r>
+        <w:rPr>
+          <w:rFonts w:ascii="Menlo" w:hAnsi="Menlo" w:eastAsia="Menlo" w:cs="Menlo"/>
+          <w:color w:val="333333"/>
+          <w:sz w:val="18"/>
+          <w:szCs w:val="18"/>
+        </w:rPr>
+        <w:t>spark</w:t>
+      </w:r>
+      <w:r>
+        <w:rPr>
+          <w:rFonts w:ascii="Menlo" w:hAnsi="Menlo" w:eastAsia="Menlo" w:cs="Menlo"/>
+          <w:color w:val="666666"/>
+          <w:sz w:val="18"/>
+          <w:szCs w:val="18"/>
+        </w:rPr>
+        <w:t>.</w:t>
+      </w:r>
+      <w:r>
+        <w:rPr>
+          <w:rFonts w:ascii="Menlo" w:hAnsi="Menlo" w:eastAsia="Menlo" w:cs="Menlo"/>
+          <w:color w:val="333333"/>
+          <w:sz w:val="18"/>
+          <w:szCs w:val="18"/>
+        </w:rPr>
+        <w:t>sql(</w:t>
+      </w:r>
+      <w:r>
+        <w:rPr>
+          <w:rFonts w:ascii="Menlo" w:hAnsi="Menlo" w:eastAsia="Menlo" w:cs="Menlo"/>
+          <w:color w:val="4070A0"/>
+          <w:sz w:val="18"/>
+          <w:szCs w:val="18"/>
+        </w:rPr>
+        <w:t>"SELECT * FROM global_temp.people"</w:t>
+      </w:r>
+      <w:r>
+        <w:rPr>
+          <w:rFonts w:ascii="Menlo" w:hAnsi="Menlo" w:eastAsia="Menlo" w:cs="Menlo"/>
+          <w:color w:val="333333"/>
+          <w:sz w:val="18"/>
+          <w:szCs w:val="18"/>
+        </w:rPr>
+        <w:t>)</w:t>
+      </w:r>
+      <w:r>
+        <w:rPr>
+          <w:rFonts w:ascii="Menlo" w:hAnsi="Menlo" w:eastAsia="Menlo" w:cs="Menlo"/>
+          <w:color w:val="666666"/>
+          <w:sz w:val="18"/>
+          <w:szCs w:val="18"/>
+        </w:rPr>
+        <w:t>.</w:t>
+      </w:r>
+      <w:r>
+        <w:rPr>
+          <w:rFonts w:ascii="Menlo" w:hAnsi="Menlo" w:eastAsia="Menlo" w:cs="Menlo"/>
+          <w:color w:val="333333"/>
+          <w:sz w:val="18"/>
+          <w:szCs w:val="18"/>
+        </w:rPr>
+        <w:t>show()</w:t>
+      </w:r>
+      <w:r>
+        <w:rPr/>
+        <w:t xml:space="preserve">; oppure </w:t>
+      </w:r>
+      <w:r>
+        <w:rPr/>
+        <w:t>le funzioni proprie della libreria di pyspark</w:t>
+      </w:r>
+      <w:r>
+        <w:rPr/>
+        <w:t>.sql.DataFrame</w:t>
+      </w:r>
+      <w:r>
+        <w:rPr/>
+        <w:t xml:space="preserve"> molto simili al sql ma con un approccio “funzionale”.</w:t>
+      </w:r>
+    </w:p>
+    <w:p>
+      <w:r>
+        <w:t>Abbiamo preferito lavorare direttamente sui DF (che non sono altro che un evoluzione degli rdd) cosi da poter importare direttamente da neo4j i dati in csv con le opportune modifiche.</w:t>
+      </w:r>
+    </w:p>
+    <w:p>
+      <w:r>
+        <w:t>Le relazioni N:N non sono trattate con bridge tables (come di consueto per i db relazionali) bensi sono state trasformate per sfruttare a pieno spark in array di Foreign keys (array che non esistono in sql ad esempio...) cosi da diminuire il numero di join.</w:t>
+      </w:r>
+    </w:p>
+    <w:p>
+      <w:r>
+        <w:t xml:space="preserve">Import spark.functions per le funzioni di utilità come col ecc, sparksession </w:t>
+      </w:r>
+      <w:r>
+        <w:t>la connessione al db locale (che possono essere molti)</w:t>
+      </w:r>
+      <w:r>
+        <w:t xml:space="preserve"> che poi ci permette di creare il df e usare le sue funz (pyspark.sql.dataframe.*...)</w:t>
+      </w:r>
+      <w:r>
+        <w:t xml:space="preserve">, </w:t>
+      </w:r>
+      <w:r>
+        <w:t>py</w:t>
+      </w:r>
+      <w:r>
+        <w:t>spark.</w:t>
+      </w:r>
+      <w:r>
+        <w:t>sql.</w:t>
+      </w:r>
+      <w:r>
+        <w:t>type per le conversioni di tipo</w:t>
+      </w:r>
+      <w:r>
+        <w:t xml:space="preserve"> (non org.apache ecc che è per scala)</w:t>
+      </w:r>
+    </w:p>
+    <w:p/>
+    <w:p>
+      <w:pPr>
+        <w:pStyle w:val="Title"/>
+        <w:rPr>
           <w14:shadow w14:blurRad="50800" w14:dist="38100" w14:dir="2700000" w14:sx="100000" w14:sy="100000" w14:kx="0" w14:ky="0" w14:algn="tl">
             <w14:srgbClr w14:val="000000">
               <w14:alpha w14:val="60000"/>
@@ -713,11 +1093,20 @@
           </w14:shadow>
         </w:rPr>
         <w:tab/>
+      </w:r>
+      <w:r>
+        <w:rPr>
+          <w14:shadow w14:blurRad="50800" w14:dist="38100" w14:dir="2700000" w14:sx="100000" w14:sy="100000" w14:kx="0" w14:ky="0" w14:algn="tl">
+            <w14:srgbClr w14:val="000000">
+              <w14:alpha w14:val="60000"/>
+            </w14:srgbClr>
+          </w14:shadow>
+        </w:rPr>
         <w:t>-&gt; MARCO 1.5 min</w:t>
       </w:r>
     </w:p>
     <w:sectPr>
-      <w:pgSz w:w="11906" w:h="16838"/>
+      <w:pgSz w:w="11906" w:h="16838" w:orient="portrait"/>
       <w:pgMar w:top="1417" w:right="1134" w:bottom="1134" w:left="1134" w:header="708" w:footer="708" w:gutter="0"/>
       <w:cols w:space="708"/>
       <w:docGrid w:linePitch="360"/>
@@ -748,6 +1137,13 @@
       </w:r>
     </w:p>
   </w:endnote>
+  <w:endnote w:type="continuationNotice" w:id="1">
+    <w:p>
+      <w:pPr>
+        <w:spacing w:after="0" w:line="240" w:lineRule="auto"/>
+      </w:pPr>
+    </w:p>
+  </w:endnote>
 </w:endnotes>
 </file>
 
@@ -771,6 +1167,13 @@
       <w:r>
         <w:continuationSeparator/>
       </w:r>
+    </w:p>
+  </w:footnote>
+  <w:footnote w:type="continuationNotice" w:id="1">
+    <w:p>
+      <w:pPr>
+        <w:spacing w:after="0" w:line="240" w:lineRule="auto"/>
+      </w:pPr>
     </w:p>
   </w:footnote>
 </w:footnotes>
@@ -790,7 +1193,7 @@
         <w:ind w:left="720" w:hanging="360"/>
       </w:pPr>
       <w:rPr>
-        <w:rFonts w:ascii="Calibri" w:eastAsiaTheme="minorHAnsi" w:hAnsi="Calibri" w:cs="Calibri" w:hint="default"/>
+        <w:rFonts w:hint="default" w:ascii="Calibri" w:hAnsi="Calibri" w:cs="Calibri" w:eastAsiaTheme="minorHAnsi"/>
       </w:rPr>
     </w:lvl>
     <w:lvl w:ilvl="1" w:tplc="04100003" w:tentative="1">
@@ -802,7 +1205,7 @@
         <w:ind w:left="1440" w:hanging="360"/>
       </w:pPr>
       <w:rPr>
-        <w:rFonts w:ascii="Courier New" w:hAnsi="Courier New" w:cs="Courier New" w:hint="default"/>
+        <w:rFonts w:hint="default" w:ascii="Courier New" w:hAnsi="Courier New" w:cs="Courier New"/>
       </w:rPr>
     </w:lvl>
     <w:lvl w:ilvl="2" w:tplc="04100005" w:tentative="1">
@@ -814,7 +1217,7 @@
         <w:ind w:left="2160" w:hanging="360"/>
       </w:pPr>
       <w:rPr>
-        <w:rFonts w:ascii="Wingdings" w:hAnsi="Wingdings" w:hint="default"/>
+        <w:rFonts w:hint="default" w:ascii="Wingdings" w:hAnsi="Wingdings"/>
       </w:rPr>
     </w:lvl>
     <w:lvl w:ilvl="3" w:tplc="04100001" w:tentative="1">
@@ -826,7 +1229,7 @@
         <w:ind w:left="2880" w:hanging="360"/>
       </w:pPr>
       <w:rPr>
-        <w:rFonts w:ascii="Symbol" w:hAnsi="Symbol" w:hint="default"/>
+        <w:rFonts w:hint="default" w:ascii="Symbol" w:hAnsi="Symbol"/>
       </w:rPr>
     </w:lvl>
     <w:lvl w:ilvl="4" w:tplc="04100003" w:tentative="1">
@@ -838,7 +1241,7 @@
         <w:ind w:left="3600" w:hanging="360"/>
       </w:pPr>
       <w:rPr>
-        <w:rFonts w:ascii="Courier New" w:hAnsi="Courier New" w:cs="Courier New" w:hint="default"/>
+        <w:rFonts w:hint="default" w:ascii="Courier New" w:hAnsi="Courier New" w:cs="Courier New"/>
       </w:rPr>
     </w:lvl>
     <w:lvl w:ilvl="5" w:tplc="04100005" w:tentative="1">
@@ -850,7 +1253,7 @@
         <w:ind w:left="4320" w:hanging="360"/>
       </w:pPr>
       <w:rPr>
-        <w:rFonts w:ascii="Wingdings" w:hAnsi="Wingdings" w:hint="default"/>
+        <w:rFonts w:hint="default" w:ascii="Wingdings" w:hAnsi="Wingdings"/>
       </w:rPr>
     </w:lvl>
     <w:lvl w:ilvl="6" w:tplc="04100001" w:tentative="1">
@@ -862,7 +1265,7 @@
         <w:ind w:left="5040" w:hanging="360"/>
       </w:pPr>
       <w:rPr>
-        <w:rFonts w:ascii="Symbol" w:hAnsi="Symbol" w:hint="default"/>
+        <w:rFonts w:hint="default" w:ascii="Symbol" w:hAnsi="Symbol"/>
       </w:rPr>
     </w:lvl>
     <w:lvl w:ilvl="7" w:tplc="04100003" w:tentative="1">
@@ -874,7 +1277,7 @@
         <w:ind w:left="5760" w:hanging="360"/>
       </w:pPr>
       <w:rPr>
-        <w:rFonts w:ascii="Courier New" w:hAnsi="Courier New" w:cs="Courier New" w:hint="default"/>
+        <w:rFonts w:hint="default" w:ascii="Courier New" w:hAnsi="Courier New" w:cs="Courier New"/>
       </w:rPr>
     </w:lvl>
     <w:lvl w:ilvl="8" w:tplc="04100005" w:tentative="1">
@@ -886,7 +1289,7 @@
         <w:ind w:left="6480" w:hanging="360"/>
       </w:pPr>
       <w:rPr>
-        <w:rFonts w:ascii="Wingdings" w:hAnsi="Wingdings" w:hint="default"/>
+        <w:rFonts w:hint="default" w:ascii="Wingdings" w:hAnsi="Wingdings"/>
       </w:rPr>
     </w:lvl>
   </w:abstractNum>
@@ -897,11 +1300,11 @@
 </file>
 
 <file path=word/styles.xml><?xml version="1.0" encoding="utf-8"?>
-<w:styles xmlns:mc="http://schemas.openxmlformats.org/markup-compatibility/2006" xmlns:r="http://schemas.openxmlformats.org/officeDocument/2006/relationships" xmlns:w="http://schemas.openxmlformats.org/wordprocessingml/2006/main" xmlns:w14="http://schemas.microsoft.com/office/word/2010/wordml" xmlns:w15="http://schemas.microsoft.com/office/word/2012/wordml" xmlns:w16cex="http://schemas.microsoft.com/office/word/2018/wordml/cex" xmlns:w16cid="http://schemas.microsoft.com/office/word/2016/wordml/cid" xmlns:w16="http://schemas.microsoft.com/office/word/2018/wordml" xmlns:w16sdtdh="http://schemas.microsoft.com/office/word/2020/wordml/sdtdatahash" xmlns:w16se="http://schemas.microsoft.com/office/word/2015/wordml/symex" mc:Ignorable="w14 w15 w16se w16cid w16 w16cex w16sdtdh">
+<w:styles xmlns:wp14="http://schemas.microsoft.com/office/word/2010/wordprocessingDrawing" xmlns:mc="http://schemas.openxmlformats.org/markup-compatibility/2006" xmlns:r="http://schemas.openxmlformats.org/officeDocument/2006/relationships" xmlns:w="http://schemas.openxmlformats.org/wordprocessingml/2006/main" xmlns:w14="http://schemas.microsoft.com/office/word/2010/wordml" xmlns:w15="http://schemas.microsoft.com/office/word/2012/wordml" xmlns:w16cex="http://schemas.microsoft.com/office/word/2018/wordml/cex" xmlns:w16cid="http://schemas.microsoft.com/office/word/2016/wordml/cid" xmlns:w16="http://schemas.microsoft.com/office/word/2018/wordml" xmlns:w16sdtdh="http://schemas.microsoft.com/office/word/2020/wordml/sdtdatahash" xmlns:w16se="http://schemas.microsoft.com/office/word/2015/wordml/symex" mc:Ignorable="w14 w15 w16se w16cid w16 w16cex w16sdtdh wp14">
   <w:docDefaults>
     <w:rPrDefault>
       <w:rPr>
-        <w:rFonts w:asciiTheme="minorHAnsi" w:eastAsiaTheme="minorHAnsi" w:hAnsiTheme="minorHAnsi" w:cstheme="minorBidi"/>
+        <w:rFonts w:asciiTheme="minorHAnsi" w:hAnsiTheme="minorHAnsi" w:eastAsiaTheme="minorHAnsi" w:cstheme="minorBidi"/>
         <w:sz w:val="22"/>
         <w:szCs w:val="22"/>
         <w:lang w:val="it-IT" w:eastAsia="en-US" w:bidi="ar-SA"/>
@@ -916,14 +1319,14 @@
   <w:latentStyles w:defLockedState="0" w:defUIPriority="99" w:defSemiHidden="0" w:defUnhideWhenUsed="0" w:defQFormat="0" w:count="376">
     <w:lsdException w:name="Normal" w:uiPriority="0" w:qFormat="1"/>
     <w:lsdException w:name="heading 1" w:uiPriority="9" w:qFormat="1"/>
-    <w:lsdException w:name="heading 2" w:semiHidden="1" w:uiPriority="9" w:unhideWhenUsed="1" w:qFormat="1"/>
-    <w:lsdException w:name="heading 3" w:semiHidden="1" w:uiPriority="9" w:unhideWhenUsed="1" w:qFormat="1"/>
-    <w:lsdException w:name="heading 4" w:semiHidden="1" w:uiPriority="9" w:unhideWhenUsed="1" w:qFormat="1"/>
-    <w:lsdException w:name="heading 5" w:semiHidden="1" w:uiPriority="9" w:unhideWhenUsed="1" w:qFormat="1"/>
-    <w:lsdException w:name="heading 6" w:semiHidden="1" w:uiPriority="9" w:unhideWhenUsed="1" w:qFormat="1"/>
-    <w:lsdException w:name="heading 7" w:semiHidden="1" w:uiPriority="9" w:unhideWhenUsed="1" w:qFormat="1"/>
-    <w:lsdException w:name="heading 8" w:semiHidden="1" w:uiPriority="9" w:unhideWhenUsed="1" w:qFormat="1"/>
-    <w:lsdException w:name="heading 9" w:semiHidden="1" w:uiPriority="9" w:unhideWhenUsed="1" w:qFormat="1"/>
+    <w:lsdException w:name="heading 2" w:uiPriority="9" w:semiHidden="1" w:unhideWhenUsed="1" w:qFormat="1"/>
+    <w:lsdException w:name="heading 3" w:uiPriority="9" w:semiHidden="1" w:unhideWhenUsed="1" w:qFormat="1"/>
+    <w:lsdException w:name="heading 4" w:uiPriority="9" w:semiHidden="1" w:unhideWhenUsed="1" w:qFormat="1"/>
+    <w:lsdException w:name="heading 5" w:uiPriority="9" w:semiHidden="1" w:unhideWhenUsed="1" w:qFormat="1"/>
+    <w:lsdException w:name="heading 6" w:uiPriority="9" w:semiHidden="1" w:unhideWhenUsed="1" w:qFormat="1"/>
+    <w:lsdException w:name="heading 7" w:uiPriority="9" w:semiHidden="1" w:unhideWhenUsed="1" w:qFormat="1"/>
+    <w:lsdException w:name="heading 8" w:uiPriority="9" w:semiHidden="1" w:unhideWhenUsed="1" w:qFormat="1"/>
+    <w:lsdException w:name="heading 9" w:uiPriority="9" w:semiHidden="1" w:unhideWhenUsed="1" w:qFormat="1"/>
     <w:lsdException w:name="index 1" w:semiHidden="1" w:unhideWhenUsed="1"/>
     <w:lsdException w:name="index 2" w:semiHidden="1" w:unhideWhenUsed="1"/>
     <w:lsdException w:name="index 3" w:semiHidden="1" w:unhideWhenUsed="1"/>
@@ -933,22 +1336,22 @@
     <w:lsdException w:name="index 7" w:semiHidden="1" w:unhideWhenUsed="1"/>
     <w:lsdException w:name="index 8" w:semiHidden="1" w:unhideWhenUsed="1"/>
     <w:lsdException w:name="index 9" w:semiHidden="1" w:unhideWhenUsed="1"/>
-    <w:lsdException w:name="toc 1" w:semiHidden="1" w:uiPriority="39" w:unhideWhenUsed="1"/>
-    <w:lsdException w:name="toc 2" w:semiHidden="1" w:uiPriority="39" w:unhideWhenUsed="1"/>
-    <w:lsdException w:name="toc 3" w:semiHidden="1" w:uiPriority="39" w:unhideWhenUsed="1"/>
-    <w:lsdException w:name="toc 4" w:semiHidden="1" w:uiPriority="39" w:unhideWhenUsed="1"/>
-    <w:lsdException w:name="toc 5" w:semiHidden="1" w:uiPriority="39" w:unhideWhenUsed="1"/>
-    <w:lsdException w:name="toc 6" w:semiHidden="1" w:uiPriority="39" w:unhideWhenUsed="1"/>
-    <w:lsdException w:name="toc 7" w:semiHidden="1" w:uiPriority="39" w:unhideWhenUsed="1"/>
-    <w:lsdException w:name="toc 8" w:semiHidden="1" w:uiPriority="39" w:unhideWhenUsed="1"/>
-    <w:lsdException w:name="toc 9" w:semiHidden="1" w:uiPriority="39" w:unhideWhenUsed="1"/>
+    <w:lsdException w:name="toc 1" w:uiPriority="39" w:semiHidden="1" w:unhideWhenUsed="1"/>
+    <w:lsdException w:name="toc 2" w:uiPriority="39" w:semiHidden="1" w:unhideWhenUsed="1"/>
+    <w:lsdException w:name="toc 3" w:uiPriority="39" w:semiHidden="1" w:unhideWhenUsed="1"/>
+    <w:lsdException w:name="toc 4" w:uiPriority="39" w:semiHidden="1" w:unhideWhenUsed="1"/>
+    <w:lsdException w:name="toc 5" w:uiPriority="39" w:semiHidden="1" w:unhideWhenUsed="1"/>
+    <w:lsdException w:name="toc 6" w:uiPriority="39" w:semiHidden="1" w:unhideWhenUsed="1"/>
+    <w:lsdException w:name="toc 7" w:uiPriority="39" w:semiHidden="1" w:unhideWhenUsed="1"/>
+    <w:lsdException w:name="toc 8" w:uiPriority="39" w:semiHidden="1" w:unhideWhenUsed="1"/>
+    <w:lsdException w:name="toc 9" w:uiPriority="39" w:semiHidden="1" w:unhideWhenUsed="1"/>
     <w:lsdException w:name="Normal Indent" w:semiHidden="1" w:unhideWhenUsed="1"/>
     <w:lsdException w:name="footnote text" w:semiHidden="1" w:unhideWhenUsed="1"/>
     <w:lsdException w:name="annotation text" w:semiHidden="1" w:unhideWhenUsed="1"/>
     <w:lsdException w:name="header" w:semiHidden="1" w:unhideWhenUsed="1"/>
     <w:lsdException w:name="footer" w:semiHidden="1" w:unhideWhenUsed="1"/>
     <w:lsdException w:name="index heading" w:semiHidden="1" w:unhideWhenUsed="1"/>
-    <w:lsdException w:name="caption" w:semiHidden="1" w:uiPriority="35" w:unhideWhenUsed="1" w:qFormat="1"/>
+    <w:lsdException w:name="caption" w:uiPriority="35" w:semiHidden="1" w:unhideWhenUsed="1" w:qFormat="1"/>
     <w:lsdException w:name="table of figures" w:semiHidden="1" w:unhideWhenUsed="1"/>
     <w:lsdException w:name="envelope address" w:semiHidden="1" w:unhideWhenUsed="1"/>
     <w:lsdException w:name="envelope return" w:semiHidden="1" w:unhideWhenUsed="1"/>
@@ -979,7 +1382,7 @@
     <w:lsdException w:name="Title" w:uiPriority="10" w:qFormat="1"/>
     <w:lsdException w:name="Closing" w:semiHidden="1" w:unhideWhenUsed="1"/>
     <w:lsdException w:name="Signature" w:semiHidden="1" w:unhideWhenUsed="1"/>
-    <w:lsdException w:name="Default Paragraph Font" w:semiHidden="1" w:uiPriority="1" w:unhideWhenUsed="1"/>
+    <w:lsdException w:name="Default Paragraph Font" w:uiPriority="1" w:semiHidden="1" w:unhideWhenUsed="1"/>
     <w:lsdException w:name="Body Text" w:semiHidden="1" w:unhideWhenUsed="1"/>
     <w:lsdException w:name="Body Text Indent" w:semiHidden="1" w:unhideWhenUsed="1"/>
     <w:lsdException w:name="List Continue" w:semiHidden="1" w:unhideWhenUsed="1"/>
@@ -1179,8 +1582,8 @@
     <w:lsdException w:name="Subtle Reference" w:uiPriority="31" w:qFormat="1"/>
     <w:lsdException w:name="Intense Reference" w:uiPriority="32" w:qFormat="1"/>
     <w:lsdException w:name="Book Title" w:uiPriority="33" w:qFormat="1"/>
-    <w:lsdException w:name="Bibliography" w:semiHidden="1" w:uiPriority="37" w:unhideWhenUsed="1"/>
-    <w:lsdException w:name="TOC Heading" w:semiHidden="1" w:uiPriority="39" w:unhideWhenUsed="1" w:qFormat="1"/>
+    <w:lsdException w:name="Bibliography" w:uiPriority="37" w:semiHidden="1" w:unhideWhenUsed="1"/>
+    <w:lsdException w:name="TOC Heading" w:uiPriority="39" w:semiHidden="1" w:unhideWhenUsed="1" w:qFormat="1"/>
     <w:lsdException w:name="Plain Table 1" w:uiPriority="41"/>
     <w:lsdException w:name="Plain Table 2" w:uiPriority="42"/>
     <w:lsdException w:name="Plain Table 3" w:uiPriority="43"/>
@@ -1291,17 +1694,17 @@
     <w:lsdException w:name="Unresolved Mention" w:semiHidden="1" w:unhideWhenUsed="1"/>
     <w:lsdException w:name="Smart Link" w:semiHidden="1" w:unhideWhenUsed="1"/>
   </w:latentStyles>
-  <w:style w:type="paragraph" w:default="1" w:styleId="Normal">
+  <w:style w:type="paragraph" w:styleId="Normal" w:default="1">
     <w:name w:val="Normal"/>
     <w:qFormat/>
   </w:style>
-  <w:style w:type="character" w:default="1" w:styleId="DefaultParagraphFont">
+  <w:style w:type="character" w:styleId="DefaultParagraphFont" w:default="1">
     <w:name w:val="Default Paragraph Font"/>
     <w:uiPriority w:val="1"/>
     <w:semiHidden/>
     <w:unhideWhenUsed/>
   </w:style>
-  <w:style w:type="table" w:default="1" w:styleId="TableNormal">
+  <w:style w:type="table" w:styleId="TableNormal" w:default="1">
     <w:name w:val="Normal Table"/>
     <w:uiPriority w:val="99"/>
     <w:semiHidden/>
@@ -1316,7 +1719,7 @@
       </w:tblCellMar>
     </w:tblPr>
   </w:style>
-  <w:style w:type="numbering" w:default="1" w:styleId="NoList">
+  <w:style w:type="numbering" w:styleId="NoList" w:default="1">
     <w:name w:val="No List"/>
     <w:uiPriority w:val="99"/>
     <w:semiHidden/>
@@ -1337,7 +1740,7 @@
       <w:spacing w:after="0" w:line="240" w:lineRule="auto"/>
     </w:pPr>
   </w:style>
-  <w:style w:type="character" w:customStyle="1" w:styleId="HeaderChar">
+  <w:style w:type="character" w:styleId="HeaderChar" w:customStyle="1">
     <w:name w:val="Header Char"/>
     <w:basedOn w:val="DefaultParagraphFont"/>
     <w:link w:val="Header"/>
@@ -1359,7 +1762,7 @@
       <w:spacing w:after="0" w:line="240" w:lineRule="auto"/>
     </w:pPr>
   </w:style>
-  <w:style w:type="character" w:customStyle="1" w:styleId="FooterChar">
+  <w:style w:type="character" w:styleId="FooterChar" w:customStyle="1">
     <w:name w:val="Footer Char"/>
     <w:basedOn w:val="DefaultParagraphFont"/>
     <w:link w:val="Footer"/>
@@ -1379,21 +1782,21 @@
       <w:contextualSpacing/>
     </w:pPr>
     <w:rPr>
-      <w:rFonts w:asciiTheme="majorHAnsi" w:eastAsiaTheme="majorEastAsia" w:hAnsiTheme="majorHAnsi" w:cstheme="majorBidi"/>
+      <w:rFonts w:asciiTheme="majorHAnsi" w:hAnsiTheme="majorHAnsi" w:eastAsiaTheme="majorEastAsia" w:cstheme="majorBidi"/>
       <w:spacing w:val="-10"/>
       <w:kern w:val="28"/>
       <w:sz w:val="56"/>
       <w:szCs w:val="56"/>
     </w:rPr>
   </w:style>
-  <w:style w:type="character" w:customStyle="1" w:styleId="TitleChar">
+  <w:style w:type="character" w:styleId="TitleChar" w:customStyle="1">
     <w:name w:val="Title Char"/>
     <w:basedOn w:val="DefaultParagraphFont"/>
     <w:link w:val="Title"/>
     <w:uiPriority w:val="10"/>
     <w:rsid w:val="004F05E7"/>
     <w:rPr>
-      <w:rFonts w:asciiTheme="majorHAnsi" w:eastAsiaTheme="majorEastAsia" w:hAnsiTheme="majorHAnsi" w:cstheme="majorBidi"/>
+      <w:rFonts w:asciiTheme="majorHAnsi" w:hAnsiTheme="majorHAnsi" w:eastAsiaTheme="majorEastAsia" w:cstheme="majorBidi"/>
       <w:spacing w:val="-10"/>
       <w:kern w:val="28"/>
       <w:sz w:val="56"/>

--- a/Presentation/Presentation text.docx
+++ b/Presentation/Presentation text.docx
@@ -32,15 +32,6 @@
           </w14:shadow>
         </w:rPr>
         <w:tab/>
-      </w:r>
-      <w:r>
-        <w:rPr>
-          <w14:shadow w14:blurRad="50800" w14:dist="38100" w14:dir="2700000" w14:sx="100000" w14:sy="100000" w14:kx="0" w14:ky="0" w14:algn="tl">
-            <w14:srgbClr w14:val="000000">
-              <w14:alpha w14:val="60000"/>
-            </w14:srgbClr>
-          </w14:shadow>
-        </w:rPr>
         <w:t>-&gt; ALE 1.5 min</w:t>
       </w:r>
     </w:p>
@@ -284,15 +275,6 @@
           </w14:shadow>
         </w:rPr>
         <w:tab/>
-      </w:r>
-      <w:r>
-        <w:rPr>
-          <w14:shadow w14:blurRad="50800" w14:dist="38100" w14:dir="2700000" w14:sx="100000" w14:sy="100000" w14:kx="0" w14:ky="0" w14:algn="tl">
-            <w14:srgbClr w14:val="000000">
-              <w14:alpha w14:val="60000"/>
-            </w14:srgbClr>
-          </w14:shadow>
-        </w:rPr>
         <w:t>-&gt; SIMO 1.5 min</w:t>
       </w:r>
     </w:p>
@@ -348,15 +330,6 @@
           </w14:shadow>
         </w:rPr>
         <w:tab/>
-      </w:r>
-      <w:r>
-        <w:rPr>
-          <w14:shadow w14:blurRad="50800" w14:dist="38100" w14:dir="2700000" w14:sx="100000" w14:sy="100000" w14:kx="0" w14:ky="0" w14:algn="tl">
-            <w14:srgbClr w14:val="000000">
-              <w14:alpha w14:val="60000"/>
-            </w14:srgbClr>
-          </w14:shadow>
-        </w:rPr>
         <w:t>-&gt; LOLLO 1.5 min</w:t>
       </w:r>
     </w:p>
@@ -390,15 +363,6 @@
           </w14:shadow>
         </w:rPr>
         <w:tab/>
-      </w:r>
-      <w:r>
-        <w:rPr>
-          <w14:shadow w14:blurRad="50800" w14:dist="38100" w14:dir="2700000" w14:sx="100000" w14:sy="100000" w14:kx="0" w14:ky="0" w14:algn="tl">
-            <w14:srgbClr w14:val="000000">
-              <w14:alpha w14:val="60000"/>
-            </w14:srgbClr>
-          </w14:shadow>
-        </w:rPr>
         <w:t>-&gt; MARCO 1.5 min</w:t>
       </w:r>
     </w:p>
@@ -444,15 +408,6 @@
           </w14:shadow>
         </w:rPr>
         <w:tab/>
-      </w:r>
-      <w:r>
-        <w:rPr>
-          <w14:shadow w14:blurRad="50800" w14:dist="38100" w14:dir="2700000" w14:sx="100000" w14:sy="100000" w14:kx="0" w14:ky="0" w14:algn="tl">
-            <w14:srgbClr w14:val="000000">
-              <w14:alpha w14:val="60000"/>
-            </w14:srgbClr>
-          </w14:shadow>
-        </w:rPr>
         <w:t>-&gt; ALE 1.5 min</w:t>
       </w:r>
     </w:p>
@@ -461,7 +416,13 @@
         <w:t>Lo scopo del</w:t>
       </w:r>
       <w:r>
-        <w:t xml:space="preserve">la consegna è di progettare un db a grafo con neo4j che supporti il </w:t>
+        <w:t xml:space="preserve">la </w:t>
+      </w:r>
+      <w:r>
+        <w:t xml:space="preserve">prima </w:t>
+      </w:r>
+      <w:r>
+        <w:t xml:space="preserve">consegna è di progettare un db a grafo con neo4j che supporti il </w:t>
       </w:r>
       <w:r>
         <w:t>dataset scelto.</w:t>
@@ -612,15 +573,6 @@
           </w14:shadow>
         </w:rPr>
         <w:tab/>
-      </w:r>
-      <w:r>
-        <w:rPr>
-          <w14:shadow w14:blurRad="50800" w14:dist="38100" w14:dir="2700000" w14:sx="100000" w14:sy="100000" w14:kx="0" w14:ky="0" w14:algn="tl">
-            <w14:srgbClr w14:val="000000">
-              <w14:alpha w14:val="60000"/>
-            </w14:srgbClr>
-          </w14:shadow>
-        </w:rPr>
         <w:t>-&gt; LOLLO 1.5 min</w:t>
       </w:r>
     </w:p>
@@ -666,15 +618,6 @@
           </w14:shadow>
         </w:rPr>
         <w:tab/>
-      </w:r>
-      <w:r>
-        <w:rPr>
-          <w14:shadow w14:blurRad="50800" w14:dist="38100" w14:dir="2700000" w14:sx="100000" w14:sy="100000" w14:kx="0" w14:ky="0" w14:algn="tl">
-            <w14:srgbClr w14:val="000000">
-              <w14:alpha w14:val="60000"/>
-            </w14:srgbClr>
-          </w14:shadow>
-        </w:rPr>
         <w:t>-&gt; SIMO 1.5 min</w:t>
       </w:r>
     </w:p>
@@ -774,15 +717,6 @@
           </w14:shadow>
         </w:rPr>
         <w:tab/>
-      </w:r>
-      <w:r>
-        <w:rPr>
-          <w14:shadow w14:blurRad="50800" w14:dist="38100" w14:dir="2700000" w14:sx="100000" w14:sy="100000" w14:kx="0" w14:ky="0" w14:algn="tl">
-            <w14:srgbClr w14:val="000000">
-              <w14:alpha w14:val="60000"/>
-            </w14:srgbClr>
-          </w14:shadow>
-        </w:rPr>
         <w:t>-&gt; FRA 1.5 min</w:t>
       </w:r>
     </w:p>
@@ -829,18 +763,16 @@
     </w:p>
     <w:p>
       <w:r>
-        <w:rPr/>
         <w:t>Tramite la libreria pyspark sql è molto facile e intuitivo fare delle query BASANDOSI sulle conoscenze dei DB relazionali e si possono utilizzare due metodi diversi: spark.sql(“query in sql”), non utilizzata da noi</w:t>
       </w:r>
       <w:r>
-        <w:rPr/>
         <w:t xml:space="preserve"> che sfrutta la creazione di un df temporaneo </w:t>
       </w:r>
       <w:r>
         <w:rPr>
-          <w:rFonts w:ascii="Menlo" w:hAnsi="Menlo" w:eastAsia="Menlo" w:cs="Menlo"/>
-          <w:i w:val="1"/>
-          <w:iCs w:val="1"/>
+          <w:rFonts w:ascii="Menlo" w:eastAsia="Menlo" w:hAnsi="Menlo" w:cs="Menlo"/>
+          <w:i/>
+          <w:iCs/>
           <w:color w:val="60A0B0"/>
           <w:sz w:val="18"/>
           <w:szCs w:val="18"/>
@@ -849,49 +781,32 @@
       </w:r>
       <w:r>
         <w:rPr>
-          <w:rFonts w:ascii="Menlo" w:hAnsi="Menlo" w:eastAsia="Menlo" w:cs="Menlo"/>
-          <w:i w:val="1"/>
-          <w:iCs w:val="1"/>
+          <w:rFonts w:ascii="Menlo" w:eastAsia="Menlo" w:hAnsi="Menlo" w:cs="Menlo"/>
+          <w:i/>
+          <w:iCs/>
           <w:color w:val="60A0B0"/>
           <w:sz w:val="18"/>
           <w:szCs w:val="18"/>
         </w:rPr>
-        <w:t xml:space="preserve"> (che è cross session</w:t>
-      </w:r>
-      <w:r>
-        <w:rPr>
-          <w:rFonts w:ascii="Menlo" w:hAnsi="Menlo" w:eastAsia="Menlo" w:cs="Menlo"/>
-          <w:b w:val="0"/>
-          <w:bCs w:val="0"/>
-          <w:i w:val="1"/>
-          <w:iCs w:val="1"/>
-          <w:caps w:val="0"/>
-          <w:smallCaps w:val="0"/>
-          <w:noProof w:val="0"/>
+        <w:t xml:space="preserve"> (che è cross session)</w:t>
+      </w:r>
+      <w:r>
+        <w:br/>
+      </w:r>
+      <w:r>
+        <w:rPr>
+          <w:rFonts w:ascii="Menlo" w:eastAsia="Menlo" w:hAnsi="Menlo" w:cs="Menlo"/>
+          <w:i/>
+          <w:iCs/>
           <w:color w:val="60A0B0"/>
           <w:sz w:val="18"/>
           <w:szCs w:val="18"/>
-          <w:lang w:val="it-IT"/>
-        </w:rPr>
-        <w:t>)</w:t>
-      </w:r>
-      <w:r>
-        <w:br/>
-      </w:r>
-      <w:r>
-        <w:rPr>
-          <w:rFonts w:ascii="Menlo" w:hAnsi="Menlo" w:eastAsia="Menlo" w:cs="Menlo"/>
-          <w:i w:val="1"/>
-          <w:iCs w:val="1"/>
-          <w:color w:val="60A0B0"/>
-          <w:sz w:val="18"/>
-          <w:szCs w:val="18"/>
         </w:rPr>
         <w:t>df</w:t>
       </w:r>
       <w:r>
         <w:rPr>
-          <w:rFonts w:ascii="Menlo" w:hAnsi="Menlo" w:eastAsia="Menlo" w:cs="Menlo"/>
+          <w:rFonts w:ascii="Menlo" w:eastAsia="Menlo" w:hAnsi="Menlo" w:cs="Menlo"/>
           <w:color w:val="666666"/>
           <w:sz w:val="18"/>
           <w:szCs w:val="18"/>
@@ -900,7 +815,7 @@
       </w:r>
       <w:r>
         <w:rPr>
-          <w:rFonts w:ascii="Menlo" w:hAnsi="Menlo" w:eastAsia="Menlo" w:cs="Menlo"/>
+          <w:rFonts w:ascii="Menlo" w:eastAsia="Menlo" w:hAnsi="Menlo" w:cs="Menlo"/>
           <w:color w:val="333333"/>
           <w:sz w:val="18"/>
           <w:szCs w:val="18"/>
@@ -909,7 +824,7 @@
       </w:r>
       <w:r>
         <w:rPr>
-          <w:rFonts w:ascii="Menlo" w:hAnsi="Menlo" w:eastAsia="Menlo" w:cs="Menlo"/>
+          <w:rFonts w:ascii="Menlo" w:eastAsia="Menlo" w:hAnsi="Menlo" w:cs="Menlo"/>
           <w:color w:val="4070A0"/>
           <w:sz w:val="18"/>
           <w:szCs w:val="18"/>
@@ -918,7 +833,7 @@
       </w:r>
       <w:r>
         <w:rPr>
-          <w:rFonts w:ascii="Menlo" w:hAnsi="Menlo" w:eastAsia="Menlo" w:cs="Menlo"/>
+          <w:rFonts w:ascii="Menlo" w:eastAsia="Menlo" w:hAnsi="Menlo" w:cs="Menlo"/>
           <w:color w:val="333333"/>
           <w:sz w:val="18"/>
           <w:szCs w:val="18"/>
@@ -933,7 +848,7 @@
       </w:r>
       <w:r>
         <w:rPr>
-          <w:rFonts w:ascii="Menlo" w:hAnsi="Menlo" w:eastAsia="Menlo" w:cs="Menlo"/>
+          <w:rFonts w:ascii="Menlo" w:eastAsia="Menlo" w:hAnsi="Menlo" w:cs="Menlo"/>
           <w:color w:val="333333"/>
           <w:sz w:val="18"/>
           <w:szCs w:val="18"/>
@@ -945,7 +860,7 @@
       </w:r>
       <w:r>
         <w:rPr>
-          <w:rFonts w:ascii="Menlo" w:hAnsi="Menlo" w:eastAsia="Menlo" w:cs="Menlo"/>
+          <w:rFonts w:ascii="Menlo" w:eastAsia="Menlo" w:hAnsi="Menlo" w:cs="Menlo"/>
           <w:color w:val="333333"/>
           <w:sz w:val="18"/>
           <w:szCs w:val="18"/>
@@ -954,7 +869,7 @@
       </w:r>
       <w:r>
         <w:rPr>
-          <w:rFonts w:ascii="Menlo" w:hAnsi="Menlo" w:eastAsia="Menlo" w:cs="Menlo"/>
+          <w:rFonts w:ascii="Menlo" w:eastAsia="Menlo" w:hAnsi="Menlo" w:cs="Menlo"/>
           <w:color w:val="666666"/>
           <w:sz w:val="18"/>
           <w:szCs w:val="18"/>
@@ -963,7 +878,7 @@
       </w:r>
       <w:r>
         <w:rPr>
-          <w:rFonts w:ascii="Menlo" w:hAnsi="Menlo" w:eastAsia="Menlo" w:cs="Menlo"/>
+          <w:rFonts w:ascii="Menlo" w:eastAsia="Menlo" w:hAnsi="Menlo" w:cs="Menlo"/>
           <w:color w:val="333333"/>
           <w:sz w:val="18"/>
           <w:szCs w:val="18"/>
@@ -972,7 +887,7 @@
       </w:r>
       <w:r>
         <w:rPr>
-          <w:rFonts w:ascii="Menlo" w:hAnsi="Menlo" w:eastAsia="Menlo" w:cs="Menlo"/>
+          <w:rFonts w:ascii="Menlo" w:eastAsia="Menlo" w:hAnsi="Menlo" w:cs="Menlo"/>
           <w:color w:val="4070A0"/>
           <w:sz w:val="18"/>
           <w:szCs w:val="18"/>
@@ -981,7 +896,7 @@
       </w:r>
       <w:r>
         <w:rPr>
-          <w:rFonts w:ascii="Menlo" w:hAnsi="Menlo" w:eastAsia="Menlo" w:cs="Menlo"/>
+          <w:rFonts w:ascii="Menlo" w:eastAsia="Menlo" w:hAnsi="Menlo" w:cs="Menlo"/>
           <w:color w:val="333333"/>
           <w:sz w:val="18"/>
           <w:szCs w:val="18"/>
@@ -990,7 +905,7 @@
       </w:r>
       <w:r>
         <w:rPr>
-          <w:rFonts w:ascii="Menlo" w:hAnsi="Menlo" w:eastAsia="Menlo" w:cs="Menlo"/>
+          <w:rFonts w:ascii="Menlo" w:eastAsia="Menlo" w:hAnsi="Menlo" w:cs="Menlo"/>
           <w:color w:val="666666"/>
           <w:sz w:val="18"/>
           <w:szCs w:val="18"/>
@@ -999,7 +914,7 @@
       </w:r>
       <w:r>
         <w:rPr>
-          <w:rFonts w:ascii="Menlo" w:hAnsi="Menlo" w:eastAsia="Menlo" w:cs="Menlo"/>
+          <w:rFonts w:ascii="Menlo" w:eastAsia="Menlo" w:hAnsi="Menlo" w:cs="Menlo"/>
           <w:color w:val="333333"/>
           <w:sz w:val="18"/>
           <w:szCs w:val="18"/>
@@ -1007,19 +922,15 @@
         <w:t>show()</w:t>
       </w:r>
       <w:r>
-        <w:rPr/>
         <w:t xml:space="preserve">; oppure </w:t>
       </w:r>
       <w:r>
-        <w:rPr/>
         <w:t>le funzioni proprie della libreria di pyspark</w:t>
       </w:r>
       <w:r>
-        <w:rPr/>
         <w:t>.sql.DataFrame</w:t>
       </w:r>
       <w:r>
-        <w:rPr/>
         <w:t xml:space="preserve"> molto simili al sql ma con un approccio “funzionale”.</w:t>
       </w:r>
     </w:p>
@@ -1093,20 +1004,11 @@
           </w14:shadow>
         </w:rPr>
         <w:tab/>
-      </w:r>
-      <w:r>
-        <w:rPr>
-          <w14:shadow w14:blurRad="50800" w14:dist="38100" w14:dir="2700000" w14:sx="100000" w14:sy="100000" w14:kx="0" w14:ky="0" w14:algn="tl">
-            <w14:srgbClr w14:val="000000">
-              <w14:alpha w14:val="60000"/>
-            </w14:srgbClr>
-          </w14:shadow>
-        </w:rPr>
         <w:t>-&gt; MARCO 1.5 min</w:t>
       </w:r>
     </w:p>
     <w:sectPr>
-      <w:pgSz w:w="11906" w:h="16838" w:orient="portrait"/>
+      <w:pgSz w:w="11906" w:h="16838"/>
       <w:pgMar w:top="1417" w:right="1134" w:bottom="1134" w:left="1134" w:header="708" w:footer="708" w:gutter="0"/>
       <w:cols w:space="708"/>
       <w:docGrid w:linePitch="360"/>
@@ -1193,7 +1095,7 @@
         <w:ind w:left="720" w:hanging="360"/>
       </w:pPr>
       <w:rPr>
-        <w:rFonts w:hint="default" w:ascii="Calibri" w:hAnsi="Calibri" w:cs="Calibri" w:eastAsiaTheme="minorHAnsi"/>
+        <w:rFonts w:ascii="Calibri" w:eastAsiaTheme="minorHAnsi" w:hAnsi="Calibri" w:cs="Calibri" w:hint="default"/>
       </w:rPr>
     </w:lvl>
     <w:lvl w:ilvl="1" w:tplc="04100003" w:tentative="1">
@@ -1205,7 +1107,7 @@
         <w:ind w:left="1440" w:hanging="360"/>
       </w:pPr>
       <w:rPr>
-        <w:rFonts w:hint="default" w:ascii="Courier New" w:hAnsi="Courier New" w:cs="Courier New"/>
+        <w:rFonts w:ascii="Courier New" w:hAnsi="Courier New" w:cs="Courier New" w:hint="default"/>
       </w:rPr>
     </w:lvl>
     <w:lvl w:ilvl="2" w:tplc="04100005" w:tentative="1">
@@ -1217,7 +1119,7 @@
         <w:ind w:left="2160" w:hanging="360"/>
       </w:pPr>
       <w:rPr>
-        <w:rFonts w:hint="default" w:ascii="Wingdings" w:hAnsi="Wingdings"/>
+        <w:rFonts w:ascii="Wingdings" w:hAnsi="Wingdings" w:hint="default"/>
       </w:rPr>
     </w:lvl>
     <w:lvl w:ilvl="3" w:tplc="04100001" w:tentative="1">
@@ -1229,7 +1131,7 @@
         <w:ind w:left="2880" w:hanging="360"/>
       </w:pPr>
       <w:rPr>
-        <w:rFonts w:hint="default" w:ascii="Symbol" w:hAnsi="Symbol"/>
+        <w:rFonts w:ascii="Symbol" w:hAnsi="Symbol" w:hint="default"/>
       </w:rPr>
     </w:lvl>
     <w:lvl w:ilvl="4" w:tplc="04100003" w:tentative="1">
@@ -1241,7 +1143,7 @@
         <w:ind w:left="3600" w:hanging="360"/>
       </w:pPr>
       <w:rPr>
-        <w:rFonts w:hint="default" w:ascii="Courier New" w:hAnsi="Courier New" w:cs="Courier New"/>
+        <w:rFonts w:ascii="Courier New" w:hAnsi="Courier New" w:cs="Courier New" w:hint="default"/>
       </w:rPr>
     </w:lvl>
     <w:lvl w:ilvl="5" w:tplc="04100005" w:tentative="1">
@@ -1253,7 +1155,7 @@
         <w:ind w:left="4320" w:hanging="360"/>
       </w:pPr>
       <w:rPr>
-        <w:rFonts w:hint="default" w:ascii="Wingdings" w:hAnsi="Wingdings"/>
+        <w:rFonts w:ascii="Wingdings" w:hAnsi="Wingdings" w:hint="default"/>
       </w:rPr>
     </w:lvl>
     <w:lvl w:ilvl="6" w:tplc="04100001" w:tentative="1">
@@ -1265,7 +1167,7 @@
         <w:ind w:left="5040" w:hanging="360"/>
       </w:pPr>
       <w:rPr>
-        <w:rFonts w:hint="default" w:ascii="Symbol" w:hAnsi="Symbol"/>
+        <w:rFonts w:ascii="Symbol" w:hAnsi="Symbol" w:hint="default"/>
       </w:rPr>
     </w:lvl>
     <w:lvl w:ilvl="7" w:tplc="04100003" w:tentative="1">
@@ -1277,7 +1179,7 @@
         <w:ind w:left="5760" w:hanging="360"/>
       </w:pPr>
       <w:rPr>
-        <w:rFonts w:hint="default" w:ascii="Courier New" w:hAnsi="Courier New" w:cs="Courier New"/>
+        <w:rFonts w:ascii="Courier New" w:hAnsi="Courier New" w:cs="Courier New" w:hint="default"/>
       </w:rPr>
     </w:lvl>
     <w:lvl w:ilvl="8" w:tplc="04100005" w:tentative="1">
@@ -1289,7 +1191,7 @@
         <w:ind w:left="6480" w:hanging="360"/>
       </w:pPr>
       <w:rPr>
-        <w:rFonts w:hint="default" w:ascii="Wingdings" w:hAnsi="Wingdings"/>
+        <w:rFonts w:ascii="Wingdings" w:hAnsi="Wingdings" w:hint="default"/>
       </w:rPr>
     </w:lvl>
   </w:abstractNum>
@@ -1300,11 +1202,11 @@
 </file>
 
 <file path=word/styles.xml><?xml version="1.0" encoding="utf-8"?>
-<w:styles xmlns:wp14="http://schemas.microsoft.com/office/word/2010/wordprocessingDrawing" xmlns:mc="http://schemas.openxmlformats.org/markup-compatibility/2006" xmlns:r="http://schemas.openxmlformats.org/officeDocument/2006/relationships" xmlns:w="http://schemas.openxmlformats.org/wordprocessingml/2006/main" xmlns:w14="http://schemas.microsoft.com/office/word/2010/wordml" xmlns:w15="http://schemas.microsoft.com/office/word/2012/wordml" xmlns:w16cex="http://schemas.microsoft.com/office/word/2018/wordml/cex" xmlns:w16cid="http://schemas.microsoft.com/office/word/2016/wordml/cid" xmlns:w16="http://schemas.microsoft.com/office/word/2018/wordml" xmlns:w16sdtdh="http://schemas.microsoft.com/office/word/2020/wordml/sdtdatahash" xmlns:w16se="http://schemas.microsoft.com/office/word/2015/wordml/symex" mc:Ignorable="w14 w15 w16se w16cid w16 w16cex w16sdtdh wp14">
+<w:styles xmlns:mc="http://schemas.openxmlformats.org/markup-compatibility/2006" xmlns:r="http://schemas.openxmlformats.org/officeDocument/2006/relationships" xmlns:w="http://schemas.openxmlformats.org/wordprocessingml/2006/main" xmlns:w14="http://schemas.microsoft.com/office/word/2010/wordml" xmlns:w15="http://schemas.microsoft.com/office/word/2012/wordml" xmlns:w16cex="http://schemas.microsoft.com/office/word/2018/wordml/cex" xmlns:w16cid="http://schemas.microsoft.com/office/word/2016/wordml/cid" xmlns:w16="http://schemas.microsoft.com/office/word/2018/wordml" xmlns:w16sdtdh="http://schemas.microsoft.com/office/word/2020/wordml/sdtdatahash" xmlns:w16se="http://schemas.microsoft.com/office/word/2015/wordml/symex" mc:Ignorable="w14 w15 w16se w16cid w16 w16cex w16sdtdh">
   <w:docDefaults>
     <w:rPrDefault>
       <w:rPr>
-        <w:rFonts w:asciiTheme="minorHAnsi" w:hAnsiTheme="minorHAnsi" w:eastAsiaTheme="minorHAnsi" w:cstheme="minorBidi"/>
+        <w:rFonts w:asciiTheme="minorHAnsi" w:eastAsiaTheme="minorHAnsi" w:hAnsiTheme="minorHAnsi" w:cstheme="minorBidi"/>
         <w:sz w:val="22"/>
         <w:szCs w:val="22"/>
         <w:lang w:val="it-IT" w:eastAsia="en-US" w:bidi="ar-SA"/>
@@ -1319,14 +1221,14 @@
   <w:latentStyles w:defLockedState="0" w:defUIPriority="99" w:defSemiHidden="0" w:defUnhideWhenUsed="0" w:defQFormat="0" w:count="376">
     <w:lsdException w:name="Normal" w:uiPriority="0" w:qFormat="1"/>
     <w:lsdException w:name="heading 1" w:uiPriority="9" w:qFormat="1"/>
-    <w:lsdException w:name="heading 2" w:uiPriority="9" w:semiHidden="1" w:unhideWhenUsed="1" w:qFormat="1"/>
-    <w:lsdException w:name="heading 3" w:uiPriority="9" w:semiHidden="1" w:unhideWhenUsed="1" w:qFormat="1"/>
-    <w:lsdException w:name="heading 4" w:uiPriority="9" w:semiHidden="1" w:unhideWhenUsed="1" w:qFormat="1"/>
-    <w:lsdException w:name="heading 5" w:uiPriority="9" w:semiHidden="1" w:unhideWhenUsed="1" w:qFormat="1"/>
-    <w:lsdException w:name="heading 6" w:uiPriority="9" w:semiHidden="1" w:unhideWhenUsed="1" w:qFormat="1"/>
-    <w:lsdException w:name="heading 7" w:uiPriority="9" w:semiHidden="1" w:unhideWhenUsed="1" w:qFormat="1"/>
-    <w:lsdException w:name="heading 8" w:uiPriority="9" w:semiHidden="1" w:unhideWhenUsed="1" w:qFormat="1"/>
-    <w:lsdException w:name="heading 9" w:uiPriority="9" w:semiHidden="1" w:unhideWhenUsed="1" w:qFormat="1"/>
+    <w:lsdException w:name="heading 2" w:semiHidden="1" w:uiPriority="9" w:unhideWhenUsed="1" w:qFormat="1"/>
+    <w:lsdException w:name="heading 3" w:semiHidden="1" w:uiPriority="9" w:unhideWhenUsed="1" w:qFormat="1"/>
+    <w:lsdException w:name="heading 4" w:semiHidden="1" w:uiPriority="9" w:unhideWhenUsed="1" w:qFormat="1"/>
+    <w:lsdException w:name="heading 5" w:semiHidden="1" w:uiPriority="9" w:unhideWhenUsed="1" w:qFormat="1"/>
+    <w:lsdException w:name="heading 6" w:semiHidden="1" w:uiPriority="9" w:unhideWhenUsed="1" w:qFormat="1"/>
+    <w:lsdException w:name="heading 7" w:semiHidden="1" w:uiPriority="9" w:unhideWhenUsed="1" w:qFormat="1"/>
+    <w:lsdException w:name="heading 8" w:semiHidden="1" w:uiPriority="9" w:unhideWhenUsed="1" w:qFormat="1"/>
+    <w:lsdException w:name="heading 9" w:semiHidden="1" w:uiPriority="9" w:unhideWhenUsed="1" w:qFormat="1"/>
     <w:lsdException w:name="index 1" w:semiHidden="1" w:unhideWhenUsed="1"/>
     <w:lsdException w:name="index 2" w:semiHidden="1" w:unhideWhenUsed="1"/>
     <w:lsdException w:name="index 3" w:semiHidden="1" w:unhideWhenUsed="1"/>
@@ -1336,22 +1238,22 @@
     <w:lsdException w:name="index 7" w:semiHidden="1" w:unhideWhenUsed="1"/>
     <w:lsdException w:name="index 8" w:semiHidden="1" w:unhideWhenUsed="1"/>
     <w:lsdException w:name="index 9" w:semiHidden="1" w:unhideWhenUsed="1"/>
-    <w:lsdException w:name="toc 1" w:uiPriority="39" w:semiHidden="1" w:unhideWhenUsed="1"/>
-    <w:lsdException w:name="toc 2" w:uiPriority="39" w:semiHidden="1" w:unhideWhenUsed="1"/>
-    <w:lsdException w:name="toc 3" w:uiPriority="39" w:semiHidden="1" w:unhideWhenUsed="1"/>
-    <w:lsdException w:name="toc 4" w:uiPriority="39" w:semiHidden="1" w:unhideWhenUsed="1"/>
-    <w:lsdException w:name="toc 5" w:uiPriority="39" w:semiHidden="1" w:unhideWhenUsed="1"/>
-    <w:lsdException w:name="toc 6" w:uiPriority="39" w:semiHidden="1" w:unhideWhenUsed="1"/>
-    <w:lsdException w:name="toc 7" w:uiPriority="39" w:semiHidden="1" w:unhideWhenUsed="1"/>
-    <w:lsdException w:name="toc 8" w:uiPriority="39" w:semiHidden="1" w:unhideWhenUsed="1"/>
-    <w:lsdException w:name="toc 9" w:uiPriority="39" w:semiHidden="1" w:unhideWhenUsed="1"/>
+    <w:lsdException w:name="toc 1" w:semiHidden="1" w:uiPriority="39" w:unhideWhenUsed="1"/>
+    <w:lsdException w:name="toc 2" w:semiHidden="1" w:uiPriority="39" w:unhideWhenUsed="1"/>
+    <w:lsdException w:name="toc 3" w:semiHidden="1" w:uiPriority="39" w:unhideWhenUsed="1"/>
+    <w:lsdException w:name="toc 4" w:semiHidden="1" w:uiPriority="39" w:unhideWhenUsed="1"/>
+    <w:lsdException w:name="toc 5" w:semiHidden="1" w:uiPriority="39" w:unhideWhenUsed="1"/>
+    <w:lsdException w:name="toc 6" w:semiHidden="1" w:uiPriority="39" w:unhideWhenUsed="1"/>
+    <w:lsdException w:name="toc 7" w:semiHidden="1" w:uiPriority="39" w:unhideWhenUsed="1"/>
+    <w:lsdException w:name="toc 8" w:semiHidden="1" w:uiPriority="39" w:unhideWhenUsed="1"/>
+    <w:lsdException w:name="toc 9" w:semiHidden="1" w:uiPriority="39" w:unhideWhenUsed="1"/>
     <w:lsdException w:name="Normal Indent" w:semiHidden="1" w:unhideWhenUsed="1"/>
     <w:lsdException w:name="footnote text" w:semiHidden="1" w:unhideWhenUsed="1"/>
     <w:lsdException w:name="annotation text" w:semiHidden="1" w:unhideWhenUsed="1"/>
     <w:lsdException w:name="header" w:semiHidden="1" w:unhideWhenUsed="1"/>
     <w:lsdException w:name="footer" w:semiHidden="1" w:unhideWhenUsed="1"/>
     <w:lsdException w:name="index heading" w:semiHidden="1" w:unhideWhenUsed="1"/>
-    <w:lsdException w:name="caption" w:uiPriority="35" w:semiHidden="1" w:unhideWhenUsed="1" w:qFormat="1"/>
+    <w:lsdException w:name="caption" w:semiHidden="1" w:uiPriority="35" w:unhideWhenUsed="1" w:qFormat="1"/>
     <w:lsdException w:name="table of figures" w:semiHidden="1" w:unhideWhenUsed="1"/>
     <w:lsdException w:name="envelope address" w:semiHidden="1" w:unhideWhenUsed="1"/>
     <w:lsdException w:name="envelope return" w:semiHidden="1" w:unhideWhenUsed="1"/>
@@ -1382,7 +1284,7 @@
     <w:lsdException w:name="Title" w:uiPriority="10" w:qFormat="1"/>
     <w:lsdException w:name="Closing" w:semiHidden="1" w:unhideWhenUsed="1"/>
     <w:lsdException w:name="Signature" w:semiHidden="1" w:unhideWhenUsed="1"/>
-    <w:lsdException w:name="Default Paragraph Font" w:uiPriority="1" w:semiHidden="1" w:unhideWhenUsed="1"/>
+    <w:lsdException w:name="Default Paragraph Font" w:semiHidden="1" w:uiPriority="1" w:unhideWhenUsed="1"/>
     <w:lsdException w:name="Body Text" w:semiHidden="1" w:unhideWhenUsed="1"/>
     <w:lsdException w:name="Body Text Indent" w:semiHidden="1" w:unhideWhenUsed="1"/>
     <w:lsdException w:name="List Continue" w:semiHidden="1" w:unhideWhenUsed="1"/>
@@ -1582,8 +1484,8 @@
     <w:lsdException w:name="Subtle Reference" w:uiPriority="31" w:qFormat="1"/>
     <w:lsdException w:name="Intense Reference" w:uiPriority="32" w:qFormat="1"/>
     <w:lsdException w:name="Book Title" w:uiPriority="33" w:qFormat="1"/>
-    <w:lsdException w:name="Bibliography" w:uiPriority="37" w:semiHidden="1" w:unhideWhenUsed="1"/>
-    <w:lsdException w:name="TOC Heading" w:uiPriority="39" w:semiHidden="1" w:unhideWhenUsed="1" w:qFormat="1"/>
+    <w:lsdException w:name="Bibliography" w:semiHidden="1" w:uiPriority="37" w:unhideWhenUsed="1"/>
+    <w:lsdException w:name="TOC Heading" w:semiHidden="1" w:uiPriority="39" w:unhideWhenUsed="1" w:qFormat="1"/>
     <w:lsdException w:name="Plain Table 1" w:uiPriority="41"/>
     <w:lsdException w:name="Plain Table 2" w:uiPriority="42"/>
     <w:lsdException w:name="Plain Table 3" w:uiPriority="43"/>
@@ -1694,17 +1596,17 @@
     <w:lsdException w:name="Unresolved Mention" w:semiHidden="1" w:unhideWhenUsed="1"/>
     <w:lsdException w:name="Smart Link" w:semiHidden="1" w:unhideWhenUsed="1"/>
   </w:latentStyles>
-  <w:style w:type="paragraph" w:styleId="Normal" w:default="1">
+  <w:style w:type="paragraph" w:default="1" w:styleId="Normal">
     <w:name w:val="Normal"/>
     <w:qFormat/>
   </w:style>
-  <w:style w:type="character" w:styleId="DefaultParagraphFont" w:default="1">
+  <w:style w:type="character" w:default="1" w:styleId="DefaultParagraphFont">
     <w:name w:val="Default Paragraph Font"/>
     <w:uiPriority w:val="1"/>
     <w:semiHidden/>
     <w:unhideWhenUsed/>
   </w:style>
-  <w:style w:type="table" w:styleId="TableNormal" w:default="1">
+  <w:style w:type="table" w:default="1" w:styleId="TableNormal">
     <w:name w:val="Normal Table"/>
     <w:uiPriority w:val="99"/>
     <w:semiHidden/>
@@ -1719,7 +1621,7 @@
       </w:tblCellMar>
     </w:tblPr>
   </w:style>
-  <w:style w:type="numbering" w:styleId="NoList" w:default="1">
+  <w:style w:type="numbering" w:default="1" w:styleId="NoList">
     <w:name w:val="No List"/>
     <w:uiPriority w:val="99"/>
     <w:semiHidden/>
@@ -1740,7 +1642,7 @@
       <w:spacing w:after="0" w:line="240" w:lineRule="auto"/>
     </w:pPr>
   </w:style>
-  <w:style w:type="character" w:styleId="HeaderChar" w:customStyle="1">
+  <w:style w:type="character" w:customStyle="1" w:styleId="HeaderChar">
     <w:name w:val="Header Char"/>
     <w:basedOn w:val="DefaultParagraphFont"/>
     <w:link w:val="Header"/>
@@ -1762,7 +1664,7 @@
       <w:spacing w:after="0" w:line="240" w:lineRule="auto"/>
     </w:pPr>
   </w:style>
-  <w:style w:type="character" w:styleId="FooterChar" w:customStyle="1">
+  <w:style w:type="character" w:customStyle="1" w:styleId="FooterChar">
     <w:name w:val="Footer Char"/>
     <w:basedOn w:val="DefaultParagraphFont"/>
     <w:link w:val="Footer"/>
@@ -1782,21 +1684,21 @@
       <w:contextualSpacing/>
     </w:pPr>
     <w:rPr>
-      <w:rFonts w:asciiTheme="majorHAnsi" w:hAnsiTheme="majorHAnsi" w:eastAsiaTheme="majorEastAsia" w:cstheme="majorBidi"/>
+      <w:rFonts w:asciiTheme="majorHAnsi" w:eastAsiaTheme="majorEastAsia" w:hAnsiTheme="majorHAnsi" w:cstheme="majorBidi"/>
       <w:spacing w:val="-10"/>
       <w:kern w:val="28"/>
       <w:sz w:val="56"/>
       <w:szCs w:val="56"/>
     </w:rPr>
   </w:style>
-  <w:style w:type="character" w:styleId="TitleChar" w:customStyle="1">
+  <w:style w:type="character" w:customStyle="1" w:styleId="TitleChar">
     <w:name w:val="Title Char"/>
     <w:basedOn w:val="DefaultParagraphFont"/>
     <w:link w:val="Title"/>
     <w:uiPriority w:val="10"/>
     <w:rsid w:val="004F05E7"/>
     <w:rPr>
-      <w:rFonts w:asciiTheme="majorHAnsi" w:hAnsiTheme="majorHAnsi" w:eastAsiaTheme="majorEastAsia" w:cstheme="majorBidi"/>
+      <w:rFonts w:asciiTheme="majorHAnsi" w:eastAsiaTheme="majorEastAsia" w:hAnsiTheme="majorHAnsi" w:cstheme="majorBidi"/>
       <w:spacing w:val="-10"/>
       <w:kern w:val="28"/>
       <w:sz w:val="56"/>
